--- a/BubbleFish - Planning/Legal/2026.03.25 - BubbleFish-Master-Build-Plan-V_4-BUILDREADY-1-Comet.docx
+++ b/BubbleFish - Planning/Legal/2026.03.25 - BubbleFish-Master-Build-Plan-V_4-BUILDREADY-1-Comet.docx
@@ -53,7 +53,7 @@
           <w:szCs w:val="24"/>
         </w:rPr>
         <w:pict w14:anchorId="5F002D9E">
-          <v:rect id="_x0000_i1046" style="width:0;height:1.5pt" o:hralign="center" o:hrstd="t" o:hr="t" fillcolor="#a0a0a0" stroked="f"/>
+          <v:rect id="_x0000_i1025" style="width:0;height:1.5pt" o:hralign="center" o:hrstd="t" o:hr="t" fillcolor="#a0a0a0" stroked="f"/>
         </w:pict>
       </w:r>
     </w:p>
@@ -778,7 +778,7 @@
           <w:szCs w:val="24"/>
         </w:rPr>
         <w:pict w14:anchorId="24E30148">
-          <v:rect id="_x0000_i1047" style="width:0;height:1.5pt" o:hralign="center" o:hrstd="t" o:hr="t" fillcolor="#a0a0a0" stroked="f"/>
+          <v:rect id="_x0000_i1026" style="width:0;height:1.5pt" o:hralign="center" o:hrstd="t" o:hr="t" fillcolor="#a0a0a0" stroked="f"/>
         </w:pict>
       </w:r>
     </w:p>
@@ -2094,7 +2094,7 @@
           <w:szCs w:val="24"/>
         </w:rPr>
         <w:pict w14:anchorId="33B4FCCD">
-          <v:rect id="_x0000_i1048" style="width:0;height:1.5pt" o:hralign="center" o:hrstd="t" o:hr="t" fillcolor="#a0a0a0" stroked="f"/>
+          <v:rect id="_x0000_i1027" style="width:0;height:1.5pt" o:hralign="center" o:hrstd="t" o:hr="t" fillcolor="#a0a0a0" stroked="f"/>
         </w:pict>
       </w:r>
     </w:p>
@@ -6519,7 +6519,7 @@
           <w:szCs w:val="24"/>
         </w:rPr>
         <w:pict w14:anchorId="41530F8D">
-          <v:rect id="_x0000_i1049" style="width:0;height:1.5pt" o:hralign="center" o:hrstd="t" o:hr="t" fillcolor="#a0a0a0" stroked="f"/>
+          <v:rect id="_x0000_i1028" style="width:0;height:1.5pt" o:hralign="center" o:hrstd="t" o:hr="t" fillcolor="#a0a0a0" stroked="f"/>
         </w:pict>
       </w:r>
     </w:p>
@@ -9587,7 +9587,7 @@
           <w:szCs w:val="24"/>
         </w:rPr>
         <w:pict w14:anchorId="2A886E37">
-          <v:rect id="_x0000_i1050" style="width:0;height:1.5pt" o:hralign="center" o:hrstd="t" o:hr="t" fillcolor="#a0a0a0" stroked="f"/>
+          <v:rect id="_x0000_i1029" style="width:0;height:1.5pt" o:hralign="center" o:hrstd="t" o:hr="t" fillcolor="#a0a0a0" stroked="f"/>
         </w:pict>
       </w:r>
     </w:p>
@@ -13118,7 +13118,7 @@
           <w:szCs w:val="24"/>
         </w:rPr>
         <w:pict w14:anchorId="4EF8ED3A">
-          <v:rect id="_x0000_i1051" style="width:0;height:1.5pt" o:hralign="center" o:hrstd="t" o:hr="t" fillcolor="#a0a0a0" stroked="f"/>
+          <v:rect id="_x0000_i1030" style="width:0;height:1.5pt" o:hralign="center" o:hrstd="t" o:hr="t" fillcolor="#a0a0a0" stroked="f"/>
         </w:pict>
       </w:r>
     </w:p>
@@ -14856,7 +14856,7 @@
           <w:szCs w:val="24"/>
         </w:rPr>
         <w:pict w14:anchorId="3EB19B38">
-          <v:rect id="_x0000_i1052" style="width:0;height:1.5pt" o:hralign="center" o:hrstd="t" o:hr="t" fillcolor="#a0a0a0" stroked="f"/>
+          <v:rect id="_x0000_i1031" style="width:0;height:1.5pt" o:hralign="center" o:hrstd="t" o:hr="t" fillcolor="#a0a0a0" stroked="f"/>
         </w:pict>
       </w:r>
     </w:p>
@@ -15431,7 +15431,7 @@
           <w:szCs w:val="24"/>
         </w:rPr>
         <w:pict w14:anchorId="3E9C8252">
-          <v:rect id="_x0000_i1053" style="width:0;height:1.5pt" o:hralign="center" o:hrstd="t" o:hr="t" fillcolor="#a0a0a0" stroked="f"/>
+          <v:rect id="_x0000_i1032" style="width:0;height:1.5pt" o:hralign="center" o:hrstd="t" o:hr="t" fillcolor="#a0a0a0" stroked="f"/>
         </w:pict>
       </w:r>
     </w:p>
@@ -16198,7 +16198,7 @@
           <w:szCs w:val="24"/>
         </w:rPr>
         <w:pict w14:anchorId="15404880">
-          <v:rect id="_x0000_i1054" style="width:0;height:1.5pt" o:hralign="center" o:hrstd="t" o:hr="t" fillcolor="#a0a0a0" stroked="f"/>
+          <v:rect id="_x0000_i1033" style="width:0;height:1.5pt" o:hralign="center" o:hrstd="t" o:hr="t" fillcolor="#a0a0a0" stroked="f"/>
         </w:pict>
       </w:r>
     </w:p>
@@ -16792,7 +16792,7 @@
           <w:szCs w:val="24"/>
         </w:rPr>
         <w:pict w14:anchorId="5E2A1FA1">
-          <v:rect id="_x0000_i1055" style="width:0;height:1.5pt" o:hralign="center" o:hrstd="t" o:hr="t" fillcolor="#a0a0a0" stroked="f"/>
+          <v:rect id="_x0000_i1034" style="width:0;height:1.5pt" o:hralign="center" o:hrstd="t" o:hr="t" fillcolor="#a0a0a0" stroked="f"/>
         </w:pict>
       </w:r>
     </w:p>
@@ -17087,7 +17087,7 @@
           <w:szCs w:val="24"/>
         </w:rPr>
         <w:pict w14:anchorId="110C481F">
-          <v:rect id="_x0000_i1056" style="width:0;height:1.5pt" o:hralign="center" o:hrstd="t" o:hr="t" fillcolor="#a0a0a0" stroked="f"/>
+          <v:rect id="_x0000_i1035" style="width:0;height:1.5pt" o:hralign="center" o:hrstd="t" o:hr="t" fillcolor="#a0a0a0" stroked="f"/>
         </w:pict>
       </w:r>
     </w:p>
@@ -17296,6 +17296,47 @@
         <w:szCs w:val="16"/>
       </w:rPr>
       <w:t xml:space="preserve">  March 2026</w:t>
+    </w:r>
+    <w:r>
+      <w:rPr>
+        <w:color w:val="666666"/>
+        <w:sz w:val="16"/>
+        <w:szCs w:val="16"/>
+      </w:rPr>
+      <w:tab/>
+    </w:r>
+    <w:r>
+      <w:rPr>
+        <w:color w:val="666666"/>
+        <w:sz w:val="16"/>
+        <w:szCs w:val="16"/>
+      </w:rPr>
+      <w:tab/>
+    </w:r>
+    <w:r>
+      <w:rPr>
+        <w:color w:val="666666"/>
+        <w:sz w:val="16"/>
+        <w:szCs w:val="16"/>
+      </w:rPr>
+      <w:tab/>
+    </w:r>
+    <w:r>
+      <w:rPr>
+        <w:color w:val="666666"/>
+        <w:sz w:val="16"/>
+        <w:szCs w:val="16"/>
+      </w:rPr>
+      <w:tab/>
+      <w:t xml:space="preserve">   </w:t>
+    </w:r>
+    <w:r>
+      <w:rPr>
+        <w:color w:val="666666"/>
+        <w:sz w:val="16"/>
+        <w:szCs w:val="16"/>
+      </w:rPr>
+      <w:t>© 2026 Shawn Sammartano. All rights reserved.</w:t>
     </w:r>
   </w:p>
 </w:hdr>
